--- a/Paladin_Compliance_1.12_Governance_Control_Drift_and_Operational_Reality_Divergence.docx
+++ b/Paladin_Compliance_1.12_Governance_Control_Drift_and_Operational_Reality_Divergence.docx
@@ -792,7 +792,7 @@
                 <w:color w:val="2F3A4A"/>
                 <w:sz w:val="14"/>
               </w:rPr>
-              <w:t>A customer assurance response is sent before evidence review because the review is treated as a post-response confirmation step.</w:t>
+              <w:t>A customer response is sent before evidence review because the review is treated as a post-response confirmation step.</w:t>
             </w:r>
           </w:p>
         </w:tc>
@@ -1667,7 +1667,7 @@
                 <w:color w:val="2F3A4A"/>
                 <w:sz w:val="14"/>
               </w:rPr>
-              <w:t>A verification narrative describes quarterly management review even though substantive triage has shifted to weekly informal AI-generated exception summaries.</w:t>
+              <w:t>A documentation narrative describes quarterly management review even though substantive triage has shifted to weekly informal AI-generated exception summaries.</w:t>
             </w:r>
           </w:p>
         </w:tc>
@@ -9058,7 +9058,7 @@
                 <w:color w:val="2F3A4A"/>
                 <w:sz w:val="14"/>
               </w:rPr>
-              <w:t>Leadership receives assurance from a surviving indicator rather than a current control test.</w:t>
+              <w:t>Leadership receives confidence from a surviving indicator rather than a current control test.</w:t>
             </w:r>
           </w:p>
         </w:tc>
@@ -11161,7 +11161,7 @@
                 <w:color w:val="2F3A4A"/>
                 <w:sz w:val="14"/>
               </w:rPr>
-              <w:t>Governance becomes procedural completion rather than substantive assurance.</w:t>
+              <w:t>Governance becomes procedural completion rather than substantive confidence.</w:t>
             </w:r>
           </w:p>
         </w:tc>
@@ -11898,7 +11898,7 @@
                 <w:color w:val="2F3A4A"/>
                 <w:sz w:val="14"/>
               </w:rPr>
-              <w:t>The compensating control gains inflated assurance value.</w:t>
+              <w:t>The compensating control gains inflated confidence value.</w:t>
             </w:r>
           </w:p>
         </w:tc>
@@ -17358,7 +17358,7 @@
                 <w:color w:val="2F3A4A"/>
                 <w:sz w:val="14"/>
               </w:rPr>
-              <w:t>Governance accepts throughput as assurance.</w:t>
+              <w:t>Governance accepts throughput as confidence.</w:t>
             </w:r>
           </w:p>
         </w:tc>
